--- a/book/bonus/docx/Guest Message Templates.docx
+++ b/book/bonus/docx/Guest Message Templates.docx
@@ -675,7 +675,7 @@
         <w:pStyle w:val="Compact"/>
       </w:pPr>
       <w:r>
-        <w:t xml:space="preserve">☐ For minor issues fixed fast, a small gesture works: a $50 credit or a $50 gift card to a local restaurant can turn a complaint into a 5-star review. A satisfied guest is worth roughly $2,000 to $3,800 in lifetime value, so the gesture protects a guest worth thousands.</w:t>
+        <w:t xml:space="preserve">☐ For minor issues fixed fast, a small gesture works: a $50 credit or a $50 gift card to a local restaurant can turn a complaint into a 5-star review. A satisfied guest is worth roughly $2,000 to $3,800 in lifetime value (an estimate, but the size is the point), so the gesture protects a guest worth thousands.</w:t>
       </w:r>
     </w:p>
     <w:p>
